--- a/seo-audit/Trillet-Integration-Index.docx
+++ b/seo-audit/Trillet-Integration-Index.docx
@@ -346,7 +346,7 @@
           <w:highlight w:val="darkBlue"/>
           <w:highlightCs w:val="darkBlue"/>
         </w:rPr>
-        <w:t xml:space="preserve">  Start risk free  </w:t>
+        <w:t xml:space="preserve">  Get started  </w:t>
       </w:r>
       <w:r>
         <w:rPr>
@@ -356,7 +356,7 @@
           <w:szCs w:val="18"/>
           <w:u w:val="single"/>
         </w:rPr>
-        <w:t xml:space="preserve">    Book a demo</w:t>
+        <w:t xml:space="preserve">    Try a live demo</w:t>
       </w:r>
     </w:p>
     <w:p>
@@ -390,7 +390,7 @@
           <w:sz w:val="18"/>
           <w:szCs w:val="18"/>
         </w:rPr>
-        <w:t xml:space="preserve">Three deep, native connections, each with its own setup and its own strengths. Pick the one your clients live in.</w:t>
+        <w:t xml:space="preserve">Four native connections, each with its own setup and its own strengths. Pick the one your team already lives in.</w:t>
       </w:r>
     </w:p>
     <w:p>
@@ -424,7 +424,7 @@
           <w:sz w:val="20"/>
           <w:szCs w:val="20"/>
         </w:rPr>
-        <w:t xml:space="preserve">Two-way contact sync, workflow triggers from live calls, and sub-account rollout for agencies. The agent reads the GHL record before it answers and writes the outcome back after. </w:t>
+        <w:t xml:space="preserve">Book into your GoHighLevel calendar during a call: check availability, book, reschedule and cancel, and find or create the caller's contact. Connected per agent. </w:t>
       </w:r>
       <w:r>
         <w:rPr>
@@ -459,6 +459,59 @@
           <w:sz w:val="20"/>
           <w:szCs w:val="20"/>
         </w:rPr>
+        <w:t xml:space="preserve">ServiceTitan</w:t>
+      </w:r>
+    </w:p>
+    <w:p>
+      <w:pPr>
+        <w:spacing w:after="110" w:line="278"/>
+      </w:pPr>
+      <w:r>
+        <w:rPr>
+          <w:rFonts w:ascii="Calibri" w:cs="Calibri" w:eastAsia="Calibri" w:hAnsi="Calibri"/>
+          <w:b w:val="false"/>
+          <w:bCs w:val="false"/>
+          <w:i w:val="false"/>
+          <w:iCs w:val="false"/>
+          <w:color w:val="24303F"/>
+          <w:sz w:val="20"/>
+          <w:szCs w:val="20"/>
+        </w:rPr>
+        <w:t xml:space="preserve">An AI receptionist that works from your ServiceTitan data: recognises returning customers, offers open times by business unit and job type, and sends bookings to your office queue for approval or straight to the board. </w:t>
+      </w:r>
+      <w:r>
+        <w:rPr>
+          <w:rFonts w:ascii="Calibri" w:cs="Calibri" w:eastAsia="Calibri" w:hAnsi="Calibri"/>
+          <w:color w:val="1B5E86"/>
+          <w:sz w:val="20"/>
+          <w:szCs w:val="20"/>
+          <w:u w:val="single"/>
+        </w:rPr>
+        <w:t xml:space="preserve">ServiceTitan integration</w:t>
+      </w:r>
+      <w:r>
+        <w:rPr>
+          <w:rFonts w:ascii="Consolas" w:cs="Consolas" w:eastAsia="Consolas" w:hAnsi="Consolas"/>
+          <w:color w:val="5A6675"/>
+          <w:sz w:val="12"/>
+          <w:szCs w:val="12"/>
+        </w:rPr>
+        <w:t xml:space="preserve"> [/integrations/servicetitan]</w:t>
+      </w:r>
+    </w:p>
+    <w:p>
+      <w:pPr>
+        <w:spacing w:after="16" w:before="110"/>
+      </w:pPr>
+      <w:r>
+        <w:rPr>
+          <w:rFonts w:ascii="Calibri" w:cs="Calibri" w:eastAsia="Calibri" w:hAnsi="Calibri"/>
+          <w:b/>
+          <w:bCs/>
+          <w:color w:val="16223C"/>
+          <w:sz w:val="20"/>
+          <w:szCs w:val="20"/>
+        </w:rPr>
         <w:t xml:space="preserve">Google Calendar</w:t>
       </w:r>
     </w:p>
@@ -477,7 +530,7 @@
           <w:sz w:val="20"/>
           <w:szCs w:val="20"/>
         </w:rPr>
-        <w:t xml:space="preserve">Real-time availability, plus book, reschedule and cancel by voice, with time zones handled for you. Best when bookings land on one or a few calendars. </w:t>
+        <w:t xml:space="preserve">Check availability, book, reschedule and cancel by voice, straight into the Google calendar you choose and in your business's timezone. </w:t>
       </w:r>
       <w:r>
         <w:rPr>
@@ -607,7 +660,7 @@
                 <w:sz w:val="17"/>
                 <w:szCs w:val="17"/>
               </w:rPr>
-              <w:t xml:space="preserve">Three integration tiles in a row, each with the partner logo, a one-line strength (“CRM sync”, “Calendar booking”, “Team scheduling”), and a click-through to its page.</w:t>
+              <w:t xml:space="preserve">Four integration tiles, each with the partner logo, a one-line strength (“Calendar and contacts”, “Trades booking queue”, “Calendar booking”, “Team scheduling”), and a click-through to its page.</w:t>
             </w:r>
           </w:p>
         </w:tc>
@@ -818,7 +871,7 @@
                 <w:sz w:val="13"/>
                 <w:szCs w:val="13"/>
               </w:rPr>
-              <w:t xml:space="preserve">Agencies running client pipelines in GHL</w:t>
+              <w:t xml:space="preserve">Teams and agencies running calendars in GHL</w:t>
             </w:r>
           </w:p>
         </w:tc>
@@ -852,7 +905,7 @@
                 <w:sz w:val="13"/>
                 <w:szCs w:val="13"/>
               </w:rPr>
-              <w:t xml:space="preserve">Sync contacts, trigger workflows, rebill across sub-accounts</w:t>
+              <w:t xml:space="preserve">Check availability, book, reschedule and cancel; find or create the contact</w:t>
             </w:r>
           </w:p>
         </w:tc>
@@ -888,7 +941,7 @@
                 <w:sz w:val="13"/>
                 <w:szCs w:val="13"/>
               </w:rPr>
-              <w:t xml:space="preserve">Google Calendar</w:t>
+              <w:t xml:space="preserve">ServiceTitan</w:t>
             </w:r>
           </w:p>
         </w:tc>
@@ -922,7 +975,7 @@
                 <w:sz w:val="13"/>
                 <w:szCs w:val="13"/>
               </w:rPr>
-              <w:t xml:space="preserve">Single teams booking into their own calendars</w:t>
+              <w:t xml:space="preserve">Trades businesses on ServiceTitan</w:t>
             </w:r>
           </w:p>
         </w:tc>
@@ -956,7 +1009,7 @@
                 <w:sz w:val="13"/>
                 <w:szCs w:val="13"/>
               </w:rPr>
-              <w:t xml:space="preserve">Live availability, book, reschedule and cancel, time zones</w:t>
+              <w:t xml:space="preserve">Recognise callers, offer open times, send bookings to the office queue or the board</w:t>
             </w:r>
           </w:p>
         </w:tc>
@@ -992,7 +1045,7 @@
                 <w:sz w:val="13"/>
                 <w:szCs w:val="13"/>
               </w:rPr>
-              <w:t xml:space="preserve">Cal.com</w:t>
+              <w:t xml:space="preserve">Google Calendar</w:t>
             </w:r>
           </w:p>
         </w:tc>
@@ -1026,7 +1079,7 @@
                 <w:sz w:val="13"/>
                 <w:szCs w:val="13"/>
               </w:rPr>
-              <w:t xml:space="preserve">Teams needing routed or shared scheduling</w:t>
+              <w:t xml:space="preserve">Teams booking into Google Calendar</w:t>
             </w:r>
           </w:p>
         </w:tc>
@@ -1060,6 +1113,110 @@
                 <w:sz w:val="13"/>
                 <w:szCs w:val="13"/>
               </w:rPr>
+              <w:t xml:space="preserve">Check availability, book, reschedule and cancel in your timezone</w:t>
+            </w:r>
+          </w:p>
+        </w:tc>
+      </w:tr>
+      <w:tr>
+        <w:tc>
+          <w:tcPr>
+            <w:tcW w:type="dxa" w:w="2200"/>
+            <w:tcBorders>
+              <w:top w:val="single" w:color="D9DEE8" w:sz="4"/>
+              <w:left w:val="single" w:color="D9DEE8" w:sz="4"/>
+              <w:bottom w:val="single" w:color="D9DEE8" w:sz="4"/>
+              <w:right w:val="single" w:color="D9DEE8" w:sz="4"/>
+            </w:tcBorders>
+            <w:shd w:fill="FFFFFF" w:color="auto" w:val="clear"/>
+            <w:tcMar>
+              <w:top w:type="dxa" w:w="58"/>
+              <w:left w:type="dxa" w:w="90"/>
+              <w:bottom w:type="dxa" w:w="58"/>
+              <w:right w:type="dxa" w:w="90"/>
+            </w:tcMar>
+          </w:tcPr>
+          <w:p>
+            <w:pPr>
+              <w:spacing w:after="0" w:line="246"/>
+            </w:pPr>
+            <w:r>
+              <w:rPr>
+                <w:rFonts w:ascii="Calibri" w:cs="Calibri" w:eastAsia="Calibri" w:hAnsi="Calibri"/>
+                <w:b w:val="false"/>
+                <w:bCs w:val="false"/>
+                <w:color w:val="24303F"/>
+                <w:sz w:val="13"/>
+                <w:szCs w:val="13"/>
+              </w:rPr>
+              <w:t xml:space="preserve">Cal.com</w:t>
+            </w:r>
+          </w:p>
+        </w:tc>
+        <w:tc>
+          <w:tcPr>
+            <w:tcW w:type="dxa" w:w="3580"/>
+            <w:tcBorders>
+              <w:top w:val="single" w:color="D9DEE8" w:sz="4"/>
+              <w:left w:val="single" w:color="D9DEE8" w:sz="4"/>
+              <w:bottom w:val="single" w:color="D9DEE8" w:sz="4"/>
+              <w:right w:val="single" w:color="D9DEE8" w:sz="4"/>
+            </w:tcBorders>
+            <w:shd w:fill="FFFFFF" w:color="auto" w:val="clear"/>
+            <w:tcMar>
+              <w:top w:type="dxa" w:w="58"/>
+              <w:left w:type="dxa" w:w="90"/>
+              <w:bottom w:type="dxa" w:w="58"/>
+              <w:right w:type="dxa" w:w="90"/>
+            </w:tcMar>
+          </w:tcPr>
+          <w:p>
+            <w:pPr>
+              <w:spacing w:after="0" w:line="246"/>
+            </w:pPr>
+            <w:r>
+              <w:rPr>
+                <w:rFonts w:ascii="Calibri" w:cs="Calibri" w:eastAsia="Calibri" w:hAnsi="Calibri"/>
+                <w:b w:val="false"/>
+                <w:bCs w:val="false"/>
+                <w:color w:val="24303F"/>
+                <w:sz w:val="13"/>
+                <w:szCs w:val="13"/>
+              </w:rPr>
+              <w:t xml:space="preserve">Teams needing routed or shared scheduling</w:t>
+            </w:r>
+          </w:p>
+        </w:tc>
+        <w:tc>
+          <w:tcPr>
+            <w:tcW w:type="dxa" w:w="3580"/>
+            <w:tcBorders>
+              <w:top w:val="single" w:color="D9DEE8" w:sz="4"/>
+              <w:left w:val="single" w:color="D9DEE8" w:sz="4"/>
+              <w:bottom w:val="single" w:color="D9DEE8" w:sz="4"/>
+              <w:right w:val="single" w:color="D9DEE8" w:sz="4"/>
+            </w:tcBorders>
+            <w:shd w:fill="FFFFFF" w:color="auto" w:val="clear"/>
+            <w:tcMar>
+              <w:top w:type="dxa" w:w="58"/>
+              <w:left w:type="dxa" w:w="90"/>
+              <w:bottom w:type="dxa" w:w="58"/>
+              <w:right w:type="dxa" w:w="90"/>
+            </w:tcMar>
+          </w:tcPr>
+          <w:p>
+            <w:pPr>
+              <w:spacing w:after="0" w:line="246"/>
+            </w:pPr>
+            <w:r>
+              <w:rPr>
+                <w:rFonts w:ascii="Calibri" w:cs="Calibri" w:eastAsia="Calibri" w:hAnsi="Calibri"/>
+                <w:b w:val="false"/>
+                <w:bCs w:val="false"/>
+                <w:color w:val="24303F"/>
+                <w:sz w:val="13"/>
+                <w:szCs w:val="13"/>
+              </w:rPr>
               <w:t xml:space="preserve">Round-robin and collective events, cloud or self-hosted</w:t>
             </w:r>
           </w:p>
@@ -1239,7 +1396,7 @@
           <w:sz w:val="18"/>
           <w:szCs w:val="18"/>
         </w:rPr>
-        <w:t xml:space="preserve">Usage is a flat $0.12 a minute (platform, STT, LLM, TTS). Telephony is separate: US Trillet telephony from $0.014 a minute, web calls no telephony fee. Studio is $99/mo, Agency $299/mo, with a 28-day money-back guarantee and no contracts.</w:t>
+        <w:t xml:space="preserve">After included minutes, AI usage is $0.12 a minute (platform, STT, LLM, TTS). Telephony is separate: US Trillet telephony from $0.014 a minute, web calls no telephony fee. Studio is $99/month (1,000 included minutes) and Agency $299/month (3,000 included minutes), each with a 7-day free trial, no contracts and no setup fees.</w:t>
       </w:r>
     </w:p>
     <w:p>
@@ -1289,7 +1446,7 @@
           <w:sz w:val="20"/>
           <w:szCs w:val="20"/>
         </w:rPr>
-        <w:t xml:space="preserve">Natively with GoHighLevel, Google Calendar and Cal.com, plus a webhook and an API for connecting anything else.</w:t>
+        <w:t xml:space="preserve">Natively with GoHighLevel, ServiceTitan, Google Calendar and Cal.com, plus a webhook and an API for connecting anything else.</w:t>
       </w:r>
     </w:p>
     <w:p>
@@ -1357,7 +1514,7 @@
           <w:sz w:val="20"/>
           <w:szCs w:val="20"/>
         </w:rPr>
-        <w:t xml:space="preserve">Google Calendar for booking into one or a few calendars; Cal.com when a booking needs to route across a team with round-robin or collective events.</w:t>
+        <w:t xml:space="preserve">GoHighLevel or Google Calendar to book into a calendar you already run; ServiceTitan for trades businesses that dispatch jobs; Cal.com when a booking needs to route across a team with round-robin or collective events.</w:t>
       </w:r>
     </w:p>
     <w:p>
@@ -1525,7 +1682,7 @@
           <w:highlight w:val="darkBlue"/>
           <w:highlightCs w:val="darkBlue"/>
         </w:rPr>
-        <w:t xml:space="preserve">  Start risk free  </w:t>
+        <w:t xml:space="preserve">  Get started  </w:t>
       </w:r>
       <w:r>
         <w:rPr>
@@ -1535,7 +1692,7 @@
           <w:szCs w:val="18"/>
           <w:u w:val="single"/>
         </w:rPr>
-        <w:t xml:space="preserve">    Book a demo</w:t>
+        <w:t xml:space="preserve">    Try a live demo</w:t>
       </w:r>
     </w:p>
     <w:p>
@@ -1612,7 +1769,7 @@
           <w:sz w:val="20"/>
           <w:szCs w:val="20"/>
         </w:rPr>
-        <w:t xml:space="preserve">Meta description  (142)</w:t>
+        <w:t xml:space="preserve">Meta description  (140)</w:t>
       </w:r>
     </w:p>
     <w:p>
@@ -1630,7 +1787,7 @@
           <w:sz w:val="15"/>
           <w:szCs w:val="15"/>
         </w:rPr>
-        <w:t xml:space="preserve">Connect Trillet voice AI to GoHighLevel, Google Calendar and Cal.com, plus webhook and API. Native integrations included on every plan.</w:t>
+        <w:t xml:space="preserve">Connect Trillet voice AI to GoHighLevel, ServiceTitan, Google Calendar and Cal.com, plus webhook and API. Native integrations on every plan.</w:t>
       </w:r>
     </w:p>
     <w:p>
@@ -1655,7 +1812,7 @@
           <w:sz w:val="16"/>
           <w:szCs w:val="16"/>
         </w:rPr>
-        <w:t xml:space="preserve">Keep this page light. It is a hub that passes authority to the three integration pages; do not duplicate their bodies.</w:t>
+        <w:t xml:space="preserve">Keep this page light. It is a hub that passes authority to the integration pages; do not duplicate their bodies.</w:t>
       </w:r>
     </w:p>
     <w:p>
@@ -1788,7 +1945,7 @@
                 <w:sz w:val="13"/>
                 <w:szCs w:val="13"/>
               </w:rPr>
-              <w:t xml:space="preserve">    {"@type":"ListItem","position":2,"name":"Google Calendar","url":"https://trillet.ai/integrations/google-calendar"},</w:t>
+              <w:t xml:space="preserve">    {"@type":"ListItem","position":2,"name":"ServiceTitan","url":"https://trillet.ai/integrations/servicetitan"},</w:t>
             </w:r>
           </w:p>
           <w:p>
@@ -1802,7 +1959,21 @@
                 <w:sz w:val="13"/>
                 <w:szCs w:val="13"/>
               </w:rPr>
-              <w:t xml:space="preserve">    {"@type":"ListItem","position":3,"name":"Cal.com","url":"https://trillet.ai/integrations/cal-com"}]},</w:t>
+              <w:t xml:space="preserve">    {"@type":"ListItem","position":3,"name":"Google Calendar","url":"https://trillet.ai/integrations/google-calendar"},</w:t>
+            </w:r>
+          </w:p>
+          <w:p>
+            <w:pPr>
+              <w:spacing w:after="0" w:line="230"/>
+            </w:pPr>
+            <w:r>
+              <w:rPr>
+                <w:rFonts w:ascii="Consolas" w:cs="Consolas" w:eastAsia="Consolas" w:hAnsi="Consolas"/>
+                <w:color w:val="24303F"/>
+                <w:sz w:val="13"/>
+                <w:szCs w:val="13"/>
+              </w:rPr>
+              <w:t xml:space="preserve">    {"@type":"ListItem","position":4,"name":"Cal.com","url":"https://trillet.ai/integrations/cal-com"}]},</w:t>
             </w:r>
           </w:p>
           <w:p>
